--- a/data/ai_paras/AI_para_194.docx
+++ b/data/ai_paras/AI_para_194.docx
@@ -4,7 +4,7 @@
   <w:body>
     <w:p>
       <w:r>
-        <w:t>While the genetic algorithm provides a robust framework for optimal sensor placement, several limitations of the model merit consideration. One notable constraint is the model's reliance on predefined sensor nodes, which might not accurately reflect all possible real-world scenarios, thereby limiting its applicability across diverse structural types (Lee et al., 2020). Additionally, the computational demands of genetic algorithms, particularly in complex systems with numerous potential sensor positions, can result in significant processing times and resource allocation challenges. This limitation underscores the need for future research focused on enhancing algorithm efficiency, potentially through hybrid approaches that integrate other optimization techniques (Lee et al., 2020). Furthermore, advancing adaptive algorithms that dynamically adjust to changing structural conditions could improve model resilience, offering promising avenues for future exploration and refinement in structural health monitoring applications (Lee et al., 2020).</w:t>
+        <w:t>The genetic algorithm is a powerful method for addressing the optimal sensor placement problem in structural health monitoring. This algorithm simulates the process of natural selection, where potential solutions evolve over successive iterations to find optimal configurations. Its application is relevant due to its ability to efficiently search through vast solution spaces, making it particularly suitable for complex optimization problems such as sensor placement (Ref-s655036). The genetic algorithm begins with a population of candidate solutions, each representing a possible sensor configuration. Over time, these candidates are evaluated and refined through genetic operations, including selection, crossover, and mutation, which collectively improve the quality of solutions and enhance the likelihood of identifying the most effective sensor placements (Ref-s655036).</w:t>
       </w:r>
     </w:p>
     <w:sectPr>
